--- a/提交材料/05_方案创新与落地清单.docx
+++ b/提交材料/05_方案创新与落地清单.docx
@@ -567,7 +567,7 @@
                 <w:rFonts w:ascii="Calibri" w:hAnsi="Calibri" w:eastAsia="Microsoft YaHei"/>
                 <w:sz w:val="18"/>
               </w:rPr>
-              <w:t>让建议进入真实通知、审批、复盘和责任留痕。</w:t>
+              <w:t>让建议进入真实通知、审批、任务监督、复盘和责任留痕。</w:t>
             </w:r>
           </w:p>
         </w:tc>
@@ -588,7 +588,7 @@
                 <w:rFonts w:ascii="Calibri" w:hAnsi="Calibri" w:eastAsia="Microsoft YaHei"/>
                 <w:sz w:val="18"/>
               </w:rPr>
-              <w:t>卡片、审批、多维表格、Aily问答四类样例。</w:t>
+              <w:t>互动卡片、审批、多维表格、任务清单、Aily问答和事件回调样例。</w:t>
             </w:r>
           </w:p>
         </w:tc>
@@ -762,7 +762,7 @@
         <w:rPr>
           <w:rFonts w:ascii="Calibri" w:hAnsi="Calibri" w:eastAsia="Microsoft YaHei"/>
         </w:rPr>
-        <w:t>协同：飞书互动卡片、负荷调整审批、多维表格复盘、Aily问答入口。</w:t>
+        <w:t>协同：飞书互动卡片、负荷调整审批、多维表格复盘、任务监督、Aily问答入口和事件回调。</w:t>
       </w:r>
     </w:p>
     <w:p>

--- a/提交材料/05_方案创新与落地清单.docx
+++ b/提交材料/05_方案创新与落地清单.docx
@@ -176,7 +176,7 @@
                 <w:rFonts w:ascii="Calibri" w:hAnsi="Calibri" w:eastAsia="Microsoft YaHei"/>
                 <w:sz w:val="18"/>
               </w:rPr>
-              <w:t>新增APC/RTO接口、PINN可信模型、飞书协同与验收数据表。</w:t>
+              <w:t>决赛版收束为主赛道、第二赛道、第三优先级和支撑底座。</w:t>
             </w:r>
           </w:p>
         </w:tc>
@@ -241,7 +241,7 @@
                 <w:rFonts w:ascii="Calibri" w:hAnsi="Calibri" w:eastAsia="Microsoft YaHei"/>
                 <w:sz w:val="18"/>
               </w:rPr>
-              <w:t>补齐字段字典、审批链、停用条件和收益归因方法。</w:t>
+              <w:t>补齐产供销全线事实表、审批链、停用条件和收益归因方法。</w:t>
             </w:r>
           </w:p>
         </w:tc>
@@ -394,6 +394,136 @@
                 <w:b/>
               </w:rPr>
               <w:t>可验证方式</w:t>
+            </w:r>
+          </w:p>
+        </w:tc>
+      </w:tr>
+      <w:tr>
+        <w:tc>
+          <w:tcPr>
+            <w:tcW w:type="dxa" w:w="2016"/>
+            <w:vAlign w:val="center"/>
+            <w:tcMar>
+              <w:top w:w="90" w:type="dxa"/>
+              <w:start w:w="120" w:type="dxa"/>
+              <w:bottom w:w="90" w:type="dxa"/>
+              <w:end w:w="120" w:type="dxa"/>
+            </w:tcMar>
+          </w:tcPr>
+          <w:p>
+            <w:r>
+              <w:rPr>
+                <w:rFonts w:ascii="Calibri" w:hAnsi="Calibri" w:eastAsia="Microsoft YaHei"/>
+                <w:sz w:val="18"/>
+              </w:rPr>
+              <w:t>产供销主赛道</w:t>
+            </w:r>
+          </w:p>
+        </w:tc>
+        <w:tc>
+          <w:tcPr>
+            <w:tcW w:type="dxa" w:w="3528"/>
+            <w:vAlign w:val="center"/>
+            <w:tcMar>
+              <w:top w:w="90" w:type="dxa"/>
+              <w:start w:w="120" w:type="dxa"/>
+              <w:bottom w:w="90" w:type="dxa"/>
+              <w:end w:w="120" w:type="dxa"/>
+            </w:tcMar>
+          </w:tcPr>
+          <w:p>
+            <w:r>
+              <w:rPr>
+                <w:rFonts w:ascii="Calibri" w:hAnsi="Calibri" w:eastAsia="Microsoft YaHei"/>
+                <w:sz w:val="18"/>
+              </w:rPr>
+              <w:t>把液氨、下游需求、市场价格、能源波动和装置负荷统一判断，回答保谁、降谁、停谁、是否外采。</w:t>
+            </w:r>
+          </w:p>
+        </w:tc>
+        <w:tc>
+          <w:tcPr>
+            <w:tcW w:type="dxa" w:w="3384"/>
+            <w:vAlign w:val="center"/>
+            <w:tcMar>
+              <w:top w:w="90" w:type="dxa"/>
+              <w:start w:w="120" w:type="dxa"/>
+              <w:bottom w:w="90" w:type="dxa"/>
+              <w:end w:w="120" w:type="dxa"/>
+            </w:tcMar>
+          </w:tcPr>
+          <w:p>
+            <w:r>
+              <w:rPr>
+                <w:rFonts w:ascii="Calibri" w:hAnsi="Calibri" w:eastAsia="Microsoft YaHei"/>
+                <w:sz w:val="18"/>
+              </w:rPr>
+              <w:t>全线事实表、边际贡献排序、跨装置负荷联动Demo。</w:t>
+            </w:r>
+          </w:p>
+        </w:tc>
+      </w:tr>
+      <w:tr>
+        <w:tc>
+          <w:tcPr>
+            <w:tcW w:type="dxa" w:w="2016"/>
+            <w:vAlign w:val="center"/>
+            <w:tcMar>
+              <w:top w:w="90" w:type="dxa"/>
+              <w:start w:w="120" w:type="dxa"/>
+              <w:bottom w:w="90" w:type="dxa"/>
+              <w:end w:w="120" w:type="dxa"/>
+            </w:tcMar>
+          </w:tcPr>
+          <w:p>
+            <w:r>
+              <w:rPr>
+                <w:rFonts w:ascii="Calibri" w:hAnsi="Calibri" w:eastAsia="Microsoft YaHei"/>
+                <w:sz w:val="18"/>
+              </w:rPr>
+              <w:t>稳产波动吸收</w:t>
+            </w:r>
+          </w:p>
+        </w:tc>
+        <w:tc>
+          <w:tcPr>
+            <w:tcW w:type="dxa" w:w="3528"/>
+            <w:vAlign w:val="center"/>
+            <w:tcMar>
+              <w:top w:w="90" w:type="dxa"/>
+              <w:start w:w="120" w:type="dxa"/>
+              <w:bottom w:w="90" w:type="dxa"/>
+              <w:end w:w="120" w:type="dxa"/>
+            </w:tcMar>
+          </w:tcPr>
+          <w:p>
+            <w:r>
+              <w:rPr>
+                <w:rFonts w:ascii="Calibri" w:hAnsi="Calibri" w:eastAsia="Microsoft YaHei"/>
+                <w:sz w:val="18"/>
+              </w:rPr>
+              <w:t>下游需求或能源窗口变化时，目标不是最大产量，而是让系统平稳、经济、安全运行。</w:t>
+            </w:r>
+          </w:p>
+        </w:tc>
+        <w:tc>
+          <w:tcPr>
+            <w:tcW w:type="dxa" w:w="3384"/>
+            <w:vAlign w:val="center"/>
+            <w:tcMar>
+              <w:top w:w="90" w:type="dxa"/>
+              <w:start w:w="120" w:type="dxa"/>
+              <w:bottom w:w="90" w:type="dxa"/>
+              <w:end w:w="120" w:type="dxa"/>
+            </w:tcMar>
+          </w:tcPr>
+          <w:p>
+            <w:r>
+              <w:rPr>
+                <w:rFonts w:ascii="Calibri" w:hAnsi="Calibri" w:eastAsia="Microsoft YaHei"/>
+                <w:sz w:val="18"/>
+              </w:rPr>
+              <w:t>需求突变回放、负荷节奏建议、流程不中断规则。</w:t>
             </w:r>
           </w:p>
         </w:tc>
@@ -740,7 +870,7 @@
         <w:rPr>
           <w:rFonts w:ascii="Calibri" w:hAnsi="Calibri" w:eastAsia="Microsoft YaHei"/>
         </w:rPr>
-        <w:t>数据：班次事实表、接口字段字典、数据质量评分、异常点位清单。</w:t>
+        <w:t>数据：产供销全线事实表、接口字段字典、数据质量评分、异常点位清单。</w:t>
       </w:r>
     </w:p>
     <w:p>
@@ -751,7 +881,7 @@
         <w:rPr>
           <w:rFonts w:ascii="Calibri" w:hAnsi="Calibri" w:eastAsia="Microsoft YaHei"/>
         </w:rPr>
-        <w:t>模型：稳氨/保供/护机三案、可信度、漂移监控、回放验证报告。</w:t>
+        <w:t>模型：产供销联动、稳产波动吸收、设备弱信号预警三类方案，附可信度、漂移监控和回放验证报告。</w:t>
       </w:r>
     </w:p>
     <w:p>
@@ -773,7 +903,7 @@
         <w:rPr>
           <w:rFonts w:ascii="Calibri" w:hAnsi="Calibri" w:eastAsia="Microsoft YaHei"/>
         </w:rPr>
-        <w:t>治理：DCS/SIS隔离、人工确认、停用条件、收益归因和周度复盘机制。</w:t>
+        <w:t>治理：DCS/SIS隔离、人工确认、停用条件、边际贡献归因和周度复盘机制。</w:t>
       </w:r>
     </w:p>
     <w:p>

--- a/提交材料/05_方案创新与落地清单.docx
+++ b/提交材料/05_方案创新与落地清单.docx
@@ -27,7 +27,7 @@
           <w:color w:val="5A6976"/>
           <w:sz w:val="21"/>
         </w:rPr>
-        <w:t>从入围方案到决赛试点包的升级</w:t>
+        <w:t>从业务问题到试点交付</w:t>
       </w:r>
     </w:p>
     <w:p>
@@ -35,7 +35,7 @@
         <w:pStyle w:val="Heading1"/>
       </w:pPr>
       <w:r>
-        <w:t>1. 入围优势沉淀</w:t>
+        <w:t>1. 已形成的交付基础</w:t>
       </w:r>
     </w:p>
     <w:tbl>
@@ -69,7 +69,7 @@
                 <w:rFonts w:ascii="Calibri" w:hAnsi="Calibri" w:eastAsia="Microsoft YaHei"/>
                 <w:b/>
               </w:rPr>
-              <w:t>优势</w:t>
+              <w:t>能力</w:t>
             </w:r>
           </w:p>
         </w:tc>
@@ -90,7 +90,7 @@
                 <w:rFonts w:ascii="Calibri" w:hAnsi="Calibri" w:eastAsia="Microsoft YaHei"/>
                 <w:b/>
               </w:rPr>
-              <w:t>已经形成的基础</w:t>
+              <w:t>现有交付</w:t>
             </w:r>
           </w:p>
         </w:tc>
@@ -111,7 +111,7 @@
                 <w:rFonts w:ascii="Calibri" w:hAnsi="Calibri" w:eastAsia="Microsoft YaHei"/>
                 <w:b/>
               </w:rPr>
-              <w:t>决赛版强化</w:t>
+              <w:t>下一步验收</w:t>
             </w:r>
           </w:p>
         </w:tc>
@@ -134,7 +134,7 @@
                 <w:rFonts w:ascii="Calibri" w:hAnsi="Calibri" w:eastAsia="Microsoft YaHei"/>
                 <w:sz w:val="18"/>
               </w:rPr>
-              <w:t>结构化程度</w:t>
+              <w:t>业务结构</w:t>
             </w:r>
           </w:p>
         </w:tc>
@@ -155,7 +155,7 @@
                 <w:rFonts w:ascii="Calibri" w:hAnsi="Calibri" w:eastAsia="Microsoft YaHei"/>
                 <w:sz w:val="18"/>
               </w:rPr>
-              <w:t>三大挑战、三案、30/60/90天路径清晰。</w:t>
+              <w:t>三大挑战、三案、30/60/90天路径已经形成。</w:t>
             </w:r>
           </w:p>
         </w:tc>
@@ -176,7 +176,7 @@
                 <w:rFonts w:ascii="Calibri" w:hAnsi="Calibri" w:eastAsia="Microsoft YaHei"/>
                 <w:sz w:val="18"/>
               </w:rPr>
-              <w:t>决赛版收束为主赛道、第二赛道、第三优先级和支撑底座。</w:t>
+              <w:t>以产供销平衡为主线，用稳产预警和知识沉淀支撑。</w:t>
             </w:r>
           </w:p>
         </w:tc>
@@ -317,7 +317,7 @@
         <w:pStyle w:val="Heading1"/>
       </w:pPr>
       <w:r>
-        <w:t>2. 决赛创新点</w:t>
+        <w:t>2. 关键创新点</w:t>
       </w:r>
     </w:p>
     <w:tbl>
@@ -546,7 +546,7 @@
                 <w:rFonts w:ascii="Calibri" w:hAnsi="Calibri" w:eastAsia="Microsoft YaHei"/>
                 <w:sz w:val="18"/>
               </w:rPr>
-              <w:t>机理+PINN可信孪生</w:t>
+              <w:t>机理约束与候选校准</w:t>
             </w:r>
           </w:p>
         </w:tc>
@@ -567,7 +567,7 @@
                 <w:rFonts w:ascii="Calibri" w:hAnsi="Calibri" w:eastAsia="Microsoft YaHei"/>
                 <w:sz w:val="18"/>
               </w:rPr>
-              <w:t>把反应器温升、氢氮比、循环气量和压缩机效率纳入约束，减少外行化建议。</w:t>
+              <w:t>先把反应器温升、氢氮比、循环气量和压缩机效率作为硬边界；PINN不预设为已交付能力。</w:t>
             </w:r>
           </w:p>
         </w:tc>
@@ -588,7 +588,7 @@
                 <w:rFonts w:ascii="Calibri" w:hAnsi="Calibri" w:eastAsia="Microsoft YaHei"/>
                 <w:sz w:val="18"/>
               </w:rPr>
-              <w:t>离线回放对比模型偏差和约束触发记录。</w:t>
+              <w:t>企业历史回放、留出班次验证、适用域和退出条件。</w:t>
             </w:r>
           </w:p>
         </w:tc>

--- a/提交材料/05_方案创新与落地清单.docx
+++ b/提交材料/05_方案创新与落地清单.docx
@@ -90,7 +90,7 @@
                 <w:rFonts w:ascii="Calibri" w:hAnsi="Calibri" w:eastAsia="Microsoft YaHei"/>
                 <w:b/>
               </w:rPr>
-              <w:t>现有交付</w:t>
+              <w:t>当前状态</w:t>
             </w:r>
           </w:p>
         </w:tc>
@@ -111,7 +111,7 @@
                 <w:rFonts w:ascii="Calibri" w:hAnsi="Calibri" w:eastAsia="Microsoft YaHei"/>
                 <w:b/>
               </w:rPr>
-              <w:t>下一步验收</w:t>
+              <w:t>企业试点工作</w:t>
             </w:r>
           </w:p>
         </w:tc>
@@ -134,7 +134,7 @@
                 <w:rFonts w:ascii="Calibri" w:hAnsi="Calibri" w:eastAsia="Microsoft YaHei"/>
                 <w:sz w:val="18"/>
               </w:rPr>
-              <w:t>业务结构</w:t>
+              <w:t>本地平台</w:t>
             </w:r>
           </w:p>
         </w:tc>
@@ -155,7 +155,7 @@
                 <w:rFonts w:ascii="Calibri" w:hAnsi="Calibri" w:eastAsia="Microsoft YaHei"/>
                 <w:sz w:val="18"/>
               </w:rPr>
-              <w:t>三大挑战、三案、30/60/90天路径已经形成。</w:t>
+              <w:t>已完成交互工作台、24小时液氨平衡样例、相对外售分配贡献账本和流程演示。</w:t>
             </w:r>
           </w:p>
         </w:tc>
@@ -176,7 +176,7 @@
                 <w:rFonts w:ascii="Calibri" w:hAnsi="Calibri" w:eastAsia="Microsoft YaHei"/>
                 <w:sz w:val="18"/>
               </w:rPr>
-              <w:t>以产供销平衡为主线，用稳产预警和知识沉淀支撑。</w:t>
+              <w:t>替换样例数据，确认现场点位、单位、阈值和财务口径。</w:t>
             </w:r>
           </w:p>
         </w:tc>
@@ -199,7 +199,7 @@
                 <w:rFonts w:ascii="Calibri" w:hAnsi="Calibri" w:eastAsia="Microsoft YaHei"/>
                 <w:sz w:val="18"/>
               </w:rPr>
-              <w:t>落地路径</w:t>
+              <w:t>飞书协同</w:t>
             </w:r>
           </w:p>
         </w:tc>
@@ -220,7 +220,7 @@
                 <w:rFonts w:ascii="Calibri" w:hAnsi="Calibri" w:eastAsia="Microsoft YaHei"/>
                 <w:sz w:val="18"/>
               </w:rPr>
-              <w:t>影子运行、小闭环、班次复盘明确。</w:t>
+              <w:t>在线文档、Base样例库和Task v2验收任务t136777已验证；卡片、审批和事件回传为原型。</w:t>
             </w:r>
           </w:p>
         </w:tc>
@@ -241,7 +241,7 @@
                 <w:rFonts w:ascii="Calibri" w:hAnsi="Calibri" w:eastAsia="Microsoft YaHei"/>
                 <w:sz w:val="18"/>
               </w:rPr>
-              <w:t>补齐产供销全线事实表、审批链、停用条件和收益归因方法。</w:t>
+              <w:t>授权目标群机器人、审批定义、知识源、回调地址和企业应用权限。</w:t>
             </w:r>
           </w:p>
         </w:tc>
@@ -264,7 +264,7 @@
                 <w:rFonts w:ascii="Calibri" w:hAnsi="Calibri" w:eastAsia="Microsoft YaHei"/>
                 <w:sz w:val="18"/>
               </w:rPr>
-              <w:t>代码开放</w:t>
+              <w:t>实施与治理</w:t>
             </w:r>
           </w:p>
         </w:tc>
@@ -285,7 +285,7 @@
                 <w:rFonts w:ascii="Calibri" w:hAnsi="Calibri" w:eastAsia="Microsoft YaHei"/>
                 <w:sz w:val="18"/>
               </w:rPr>
-              <w:t>已有GitHub平台原型和文档材料。</w:t>
+              <w:t>已形成数据契约、控制边界、30/60/90天范围、停用条件和复盘字段。</w:t>
             </w:r>
           </w:p>
         </w:tc>
@@ -306,7 +306,7 @@
                 <w:rFonts w:ascii="Calibri" w:hAnsi="Calibri" w:eastAsia="Microsoft YaHei"/>
                 <w:sz w:val="18"/>
               </w:rPr>
-              <w:t>补充可交互调控台、飞书卡片预览、知识库表结构和试点交付清单。</w:t>
+              <w:t>完成四类首批数据校核、旁路回放、低风险执行验证和验收基线确认。</w:t>
             </w:r>
           </w:p>
         </w:tc>
@@ -351,7 +351,7 @@
                 <w:rFonts w:ascii="Calibri" w:hAnsi="Calibri" w:eastAsia="Microsoft YaHei"/>
                 <w:b/>
               </w:rPr>
-              <w:t>创新点</w:t>
+              <w:t>方案特点</w:t>
             </w:r>
           </w:p>
         </w:tc>
@@ -372,7 +372,7 @@
                 <w:rFonts w:ascii="Calibri" w:hAnsi="Calibri" w:eastAsia="Microsoft YaHei"/>
                 <w:b/>
               </w:rPr>
-              <w:t>企业价值</w:t>
+              <w:t>解决的问题</w:t>
             </w:r>
           </w:p>
         </w:tc>
@@ -416,7 +416,7 @@
                 <w:rFonts w:ascii="Calibri" w:hAnsi="Calibri" w:eastAsia="Microsoft YaHei"/>
                 <w:sz w:val="18"/>
               </w:rPr>
-              <w:t>产供销主赛道</w:t>
+              <w:t>产供销协同</w:t>
             </w:r>
           </w:p>
         </w:tc>
@@ -437,7 +437,7 @@
                 <w:rFonts w:ascii="Calibri" w:hAnsi="Calibri" w:eastAsia="Microsoft YaHei"/>
                 <w:sz w:val="18"/>
               </w:rPr>
-              <w:t>把液氨、下游需求、市场价格、能源波动和装置负荷统一判断，回答保谁、降谁、停谁、是否外采。</w:t>
+              <w:t>把液氨库存、下游需求、市场价格、公用工程和装置负荷放在同一班次口径中比较。</w:t>
             </w:r>
           </w:p>
         </w:tc>
@@ -458,7 +458,7 @@
                 <w:rFonts w:ascii="Calibri" w:hAnsi="Calibri" w:eastAsia="Microsoft YaHei"/>
                 <w:sz w:val="18"/>
               </w:rPr>
-              <w:t>全线事实表、边际贡献排序、跨装置负荷联动Demo。</w:t>
+              <w:t>班次调度事实表、相对外售分配贡献排序和跨装置协调回放。</w:t>
             </w:r>
           </w:p>
         </w:tc>
@@ -481,7 +481,7 @@
                 <w:rFonts w:ascii="Calibri" w:hAnsi="Calibri" w:eastAsia="Microsoft YaHei"/>
                 <w:sz w:val="18"/>
               </w:rPr>
-              <w:t>稳产波动吸收</w:t>
+              <w:t>跨装置波动协调</w:t>
             </w:r>
           </w:p>
         </w:tc>
@@ -502,7 +502,7 @@
                 <w:rFonts w:ascii="Calibri" w:hAnsi="Calibri" w:eastAsia="Microsoft YaHei"/>
                 <w:sz w:val="18"/>
               </w:rPr>
-              <w:t>下游需求或能源窗口变化时，目标不是最大产量，而是让系统平稳、经济、安全运行。</w:t>
+              <w:t>下游需求或公用工程条件变化时，给出负荷调整顺序和连续生产边界。</w:t>
             </w:r>
           </w:p>
         </w:tc>
@@ -523,7 +523,7 @@
                 <w:rFonts w:ascii="Calibri" w:hAnsi="Calibri" w:eastAsia="Microsoft YaHei"/>
                 <w:sz w:val="18"/>
               </w:rPr>
-              <w:t>需求突变回放、负荷节奏建议、流程不中断规则。</w:t>
+              <w:t>需求变化回放、负荷节奏建议和撤销条件。</w:t>
             </w:r>
           </w:p>
         </w:tc>
@@ -611,7 +611,7 @@
                 <w:rFonts w:ascii="Calibri" w:hAnsi="Calibri" w:eastAsia="Microsoft YaHei"/>
                 <w:sz w:val="18"/>
               </w:rPr>
-              <w:t>APC/RTO对接层</w:t>
+              <w:t>APC/RTO接口边界</w:t>
             </w:r>
           </w:p>
         </w:tc>
@@ -632,7 +632,7 @@
                 <w:rFonts w:ascii="Calibri" w:hAnsi="Calibri" w:eastAsia="Microsoft YaHei"/>
                 <w:sz w:val="18"/>
               </w:rPr>
-              <w:t>不重做控制系统，能与现有APC/RTO体系低风险对话。</w:t>
+              <w:t>读取约束余量和候选经济目标，不改写底层控制器。</w:t>
             </w:r>
           </w:p>
         </w:tc>
@@ -676,7 +676,7 @@
                 <w:rFonts w:ascii="Calibri" w:hAnsi="Calibri" w:eastAsia="Microsoft YaHei"/>
                 <w:sz w:val="18"/>
               </w:rPr>
-              <w:t>飞书班组闭环</w:t>
+              <w:t>飞书协同</w:t>
             </w:r>
           </w:p>
         </w:tc>
@@ -697,7 +697,7 @@
                 <w:rFonts w:ascii="Calibri" w:hAnsi="Calibri" w:eastAsia="Microsoft YaHei"/>
                 <w:sz w:val="18"/>
               </w:rPr>
-              <w:t>让建议进入真实通知、审批、任务监督、复盘和责任留痕。</w:t>
+              <w:t>区分已验证链路、演示原型和待授权能力。</w:t>
             </w:r>
           </w:p>
         </w:tc>
@@ -718,7 +718,7 @@
                 <w:rFonts w:ascii="Calibri" w:hAnsi="Calibri" w:eastAsia="Microsoft YaHei"/>
                 <w:sz w:val="18"/>
               </w:rPr>
-              <w:t>互动卡片、审批、多维表格、任务清单、Aily问答和事件回调样例。</w:t>
+              <w:t>Task v2任务、Base样例、卡片与审批原型、Aily和事件回传授权清单。</w:t>
             </w:r>
           </w:p>
         </w:tc>
@@ -741,7 +741,7 @@
                 <w:rFonts w:ascii="Calibri" w:hAnsi="Calibri" w:eastAsia="Microsoft YaHei"/>
                 <w:sz w:val="18"/>
               </w:rPr>
-              <w:t>未采纳原因学习</w:t>
+              <w:t>未采纳原因记录</w:t>
             </w:r>
           </w:p>
         </w:tc>
@@ -762,7 +762,7 @@
                 <w:rFonts w:ascii="Calibri" w:hAnsi="Calibri" w:eastAsia="Microsoft YaHei"/>
                 <w:sz w:val="18"/>
               </w:rPr>
-              <w:t>把专家否决和现场经验沉淀为知识资产。</w:t>
+              <w:t>把专家否决和现场判断保存为待审核案例。</w:t>
             </w:r>
           </w:p>
         </w:tc>
@@ -783,7 +783,7 @@
                 <w:rFonts w:ascii="Calibri" w:hAnsi="Calibri" w:eastAsia="Microsoft YaHei"/>
                 <w:sz w:val="18"/>
               </w:rPr>
-              <w:t>每周输出规则修订和模型校准样本。</w:t>
+              <w:t>每周输出候选规则、审核人、适用条件和版本。</w:t>
             </w:r>
           </w:p>
         </w:tc>
@@ -806,7 +806,7 @@
                 <w:rFonts w:ascii="Calibri" w:hAnsi="Calibri" w:eastAsia="Microsoft YaHei"/>
                 <w:sz w:val="18"/>
               </w:rPr>
-              <w:t>反事实收益归因</w:t>
+              <w:t>与原计划对照的贡献核算</w:t>
             </w:r>
           </w:p>
         </w:tc>
@@ -827,7 +827,7 @@
                 <w:rFonts w:ascii="Calibri" w:hAnsi="Calibri" w:eastAsia="Microsoft YaHei"/>
                 <w:sz w:val="18"/>
               </w:rPr>
-              <w:t>避免把行情波动误算为系统收益。</w:t>
+              <w:t>避免把行情变化误写为平台带来的效果。</w:t>
             </w:r>
           </w:p>
         </w:tc>
@@ -848,7 +848,7 @@
                 <w:rFonts w:ascii="Calibri" w:hAnsi="Calibri" w:eastAsia="Microsoft YaHei"/>
                 <w:sz w:val="18"/>
               </w:rPr>
-              <w:t>保留原计划、推荐方案、采纳结果和实际执行差异。</w:t>
+              <w:t>保留原计划、调度建议、确认结果、实际执行和外部影响。</w:t>
             </w:r>
           </w:p>
         </w:tc>
@@ -870,7 +870,7 @@
         <w:rPr>
           <w:rFonts w:ascii="Calibri" w:hAnsi="Calibri" w:eastAsia="Microsoft YaHei"/>
         </w:rPr>
-        <w:t>数据：产供销全线事实表、接口字段字典、数据质量评分、异常点位清单。</w:t>
+        <w:t>30天数据：订单导出、MES班次计划、罐区历史摘要和飞书协同记录的字段字典、样例与质量报告。</w:t>
       </w:r>
     </w:p>
     <w:p>
@@ -881,7 +881,7 @@
         <w:rPr>
           <w:rFonts w:ascii="Calibri" w:hAnsi="Calibri" w:eastAsia="Microsoft YaHei"/>
         </w:rPr>
-        <w:t>模型：产供销联动、稳产波动吸收、设备弱信号预警三类方案，附可信度、漂移监控和回放验证报告。</w:t>
+        <w:t>60天验证：生产历史数据库、设备和公用工程只读数据的旁路回放、人工方案对照和偏差报告。</w:t>
       </w:r>
     </w:p>
     <w:p>
@@ -892,7 +892,7 @@
         <w:rPr>
           <w:rFonts w:ascii="Calibri" w:hAnsi="Calibri" w:eastAsia="Microsoft YaHei"/>
         </w:rPr>
-        <w:t>协同：飞书互动卡片、负荷调整审批、多维表格复盘、任务监督、Aily问答入口和事件回调。</w:t>
+        <w:t>90天执行：经授权的飞书审批与任务跟踪、MES计划摘要、班后复盘和停用条件验证。</w:t>
       </w:r>
     </w:p>
     <w:p>
@@ -903,7 +903,7 @@
         <w:rPr>
           <w:rFonts w:ascii="Calibri" w:hAnsi="Calibri" w:eastAsia="Microsoft YaHei"/>
         </w:rPr>
-        <w:t>治理：DCS/SIS隔离、人工确认、停用条件、边际贡献归因和周度复盘机制。</w:t>
+        <w:t>治理：DCS/SIS无写入路径、人工确认、版本审核和相对外售分配贡献核算。</w:t>
       </w:r>
     </w:p>
     <w:p>
@@ -919,7 +919,7 @@
         <w:rPr>
           <w:rFonts w:ascii="Calibri" w:hAnsi="Calibri" w:eastAsia="Microsoft YaHei"/>
         </w:rPr>
-        <w:t>[1] IEA. Ammonia Technology Roadmap. International Energy Agency. https://www.iea.org/reports/ammonia-technology-roadmap</w:t>
+        <w:t>[1] 成都云图控股股份有限公司. 2025年年度报告摘要. 巨潮资讯. https://static.cninfo.com.cn/finalpage/2026-04-15/1225100697.PDF</w:t>
       </w:r>
     </w:p>
     <w:p>
@@ -927,7 +927,7 @@
         <w:rPr>
           <w:rFonts w:ascii="Calibri" w:hAnsi="Calibri" w:eastAsia="Microsoft YaHei"/>
         </w:rPr>
-        <w:t>[2] 成都云图控股股份有限公司. 2025年年度报告摘要. 巨潮资讯. https://static.cninfo.com.cn/finalpage/2026-04-15/1225100697.PDF</w:t>
+        <w:t>[2] 成都云图控股股份有限公司. 关于全资子公司70万吨合成氨项目建成试生产的公告. 巨潮资讯. https://static.cninfo.com.cn/finalpage/2026-03-21/1225020927.PDF</w:t>
       </w:r>
     </w:p>
     <w:p>
@@ -935,7 +935,7 @@
         <w:rPr>
           <w:rFonts w:ascii="Calibri" w:hAnsi="Calibri" w:eastAsia="Microsoft YaHei"/>
         </w:rPr>
-        <w:t>[3] 成都云图控股股份有限公司. 关于全资子公司70万吨合成氨项目建成试生产的公告. 巨潮资讯. https://static.cninfo.com.cn/finalpage/2026-03-21/1225020927.PDF</w:t>
+        <w:t>[3] International Society of Automation. ISA-95 Series of Standards: Enterprise-Control System Integration. https://www.isa.org/standards-and-publications/isa-standards/isa-95-standard</w:t>
       </w:r>
     </w:p>
     <w:p>
@@ -943,7 +943,7 @@
         <w:rPr>
           <w:rFonts w:ascii="Calibri" w:hAnsi="Calibri" w:eastAsia="Microsoft YaHei"/>
         </w:rPr>
-        <w:t>[4] 成都云图控股股份有限公司. 投资者关系活动记录表. 巨潮资讯. https://static.cninfo.com.cn/finalpage/2026-04-16/1225109829.PDF</w:t>
+        <w:t>[4] Aspen Technology. Aspen GDOT. https://www.aspentech.com/en/products/msc/aspen-gdot</w:t>
       </w:r>
     </w:p>
     <w:p>
@@ -951,7 +951,7 @@
         <w:rPr>
           <w:rFonts w:ascii="Calibri" w:hAnsi="Calibri" w:eastAsia="Microsoft YaHei"/>
         </w:rPr>
-        <w:t>[5] Kong et al. Nonlinear Model Predictive Control of Flexible Ammonia Production. 2024 preprint. https://qizh.cems.umn.edu/sites/qizh.cems.umn.edu/files/2024-04/Kong_et_al-2024-preprint-NMPC_ammonia_production.pdf</w:t>
+        <w:t>[5] Honeywell. Honeywell Forge Performance+ for Industrials | Production Intelligence. https://process.honeywell.com/us/en/products/industrial-software/operational-excellence/honeywell-forge-production-intelligence</w:t>
       </w:r>
     </w:p>
     <w:p>
@@ -959,7 +959,7 @@
         <w:rPr>
           <w:rFonts w:ascii="Calibri" w:hAnsi="Calibri" w:eastAsia="Microsoft YaHei"/>
         </w:rPr>
-        <w:t>[6] Dynamic Simulation and Optimization for Load Regulation of the Haber-Bosch Process. Industrial &amp; Engineering Chemistry Research. https://pubs.acs.org/doi/10.1021/acs.iecr.4c02410</w:t>
+        <w:t>[6] International Society of Automation. ISA-18 Series of Standards. https://www.isa.org/standards-and-publications/isa-standards/isa-18-series-of-standards</w:t>
       </w:r>
     </w:p>
     <w:p>
@@ -967,7 +967,7 @@
         <w:rPr>
           <w:rFonts w:ascii="Calibri" w:hAnsi="Calibri" w:eastAsia="Microsoft YaHei"/>
         </w:rPr>
-        <w:t>[7] AQ/T 3017-2008. 合成氨生产企业安全标准化实施指南. 应急管理部. https://www.mem.gov.cn/fw/flfgbz/bz/bzwb/201301/P020190327398204066876.pdf</w:t>
+        <w:t>[7] 飞书开放平台. 任务概述（Task v2）. https://open.feishu.cn/document/task-v2/overview</w:t>
       </w:r>
     </w:p>
     <w:p>
@@ -975,23 +975,7 @@
         <w:rPr>
           <w:rFonts w:ascii="Calibri" w:hAnsi="Calibri" w:eastAsia="Microsoft YaHei"/>
         </w:rPr>
-        <w:t>[8] 国家发展改革委. 合成氨行业节能降碳改造升级实施指南解读. https://www.ndrc.gov.cn/xwdt/ztzl/ghnhyjnjdgzsj/zjgd/202208/t20220829_1334056.html</w:t>
-      </w:r>
-    </w:p>
-    <w:p>
-      <w:r>
-        <w:rPr>
-          <w:rFonts w:ascii="Calibri" w:hAnsi="Calibri" w:eastAsia="Microsoft YaHei"/>
-        </w:rPr>
-        <w:t>[9] 应急管理部办公厅. 工业互联网+危化安全生产试点建设方案. https://www.mem.gov.cn/gk/zfxxgkpt/fdzdgknr/202104/t20210407_382882.shtml</w:t>
-      </w:r>
-    </w:p>
-    <w:p>
-      <w:r>
-        <w:rPr>
-          <w:rFonts w:ascii="Calibri" w:hAnsi="Calibri" w:eastAsia="Microsoft YaHei"/>
-        </w:rPr>
-        <w:t>[10] 飞书开放平台. 消息、审批、多维表格与事件订阅相关OpenAPI文档. https://open.feishu.cn/document/</w:t>
+        <w:t>[8] 飞书开放平台. 开放平台概述（含飞书智能伙伴搭建平台Aily）. https://open.feishu.cn/document/client-docs/intro?lang=zh-CN</w:t>
       </w:r>
     </w:p>
     <w:sectPr>

--- a/提交材料/05_方案创新与落地清单.docx
+++ b/提交材料/05_方案创新与落地清单.docx
@@ -285,7 +285,7 @@
                 <w:rFonts w:ascii="Calibri" w:hAnsi="Calibri" w:eastAsia="Microsoft YaHei"/>
                 <w:sz w:val="18"/>
               </w:rPr>
-              <w:t>已形成数据契约、控制边界、30/60/90天范围、停用条件和复盘字段。</w:t>
+              <w:t>已形成数据契约、控制边界、30/60/90天范围、停算条件和复盘字段。</w:t>
             </w:r>
           </w:p>
         </w:tc>
@@ -306,7 +306,7 @@
                 <w:rFonts w:ascii="Calibri" w:hAnsi="Calibri" w:eastAsia="Microsoft YaHei"/>
                 <w:sz w:val="18"/>
               </w:rPr>
-              <w:t>完成四类首批数据校核、旁路回放、低风险执行验证和验收基线确认。</w:t>
+              <w:t>完成四类首批数据校核、旁路回放、条件受控执行验证和验收基线确认。</w:t>
             </w:r>
           </w:p>
         </w:tc>
@@ -697,7 +697,7 @@
                 <w:rFonts w:ascii="Calibri" w:hAnsi="Calibri" w:eastAsia="Microsoft YaHei"/>
                 <w:sz w:val="18"/>
               </w:rPr>
-              <w:t>区分已验证链路、演示原型和待授权能力。</w:t>
+              <w:t>区分已验证链路、原型和待授权能力。</w:t>
             </w:r>
           </w:p>
         </w:tc>
